--- a/milestone7_shareables/Milestone 7 Review Findings and Actions.docx
+++ b/milestone7_shareables/Milestone 7 Review Findings and Actions.docx
@@ -23,7 +23,7 @@
         <w:rPr>
           <w:sz w:val="18"/>
         </w:rPr>
-        <w:t>Prepared by: KSU mHealth Research Lab   |   Date: 2026-10-02</w:t>
+        <w:t>Prepared by: KSU mHealth Research Lab   |   Date: 2026-10-10</w:t>
       </w:r>
     </w:p>
     <w:p>
@@ -74,6 +74,195 @@
         <w:t>Method: every input comes from the reference tables in the InComm database, public CMS/KFF/HCUP data, or published trials, and is labeled by source.</w:t>
       </w:r>
     </w:p>
+    <w:p>
+      <w:pPr>
+        <w:pStyle w:val="Heading1"/>
+      </w:pPr>
+      <w:r>
+        <w:t>2a. InComm feedback on Milestone 7 and our response</w:t>
+      </w:r>
+    </w:p>
+    <w:tbl>
+      <w:tblPr>
+        <w:tblStyle w:val="LightGrid-Accent1"/>
+        <w:tblW w:type="auto" w:w="0"/>
+        <w:tblLook w:firstColumn="1" w:firstRow="1" w:lastColumn="0" w:lastRow="0" w:noHBand="0" w:noVBand="1" w:val="04A0"/>
+      </w:tblPr>
+      <w:tblGrid>
+        <w:gridCol w:w="2880"/>
+        <w:gridCol w:w="2880"/>
+        <w:gridCol w:w="2880"/>
+      </w:tblGrid>
+      <w:tr>
+        <w:tc>
+          <w:tcPr>
+            <w:tcW w:type="dxa" w:w="2880"/>
+          </w:tcPr>
+          <w:p>
+            <w:r>
+              <w:rPr>
+                <w:b/>
+              </w:rPr>
+              <w:t>Point</w:t>
+            </w:r>
+          </w:p>
+        </w:tc>
+        <w:tc>
+          <w:tcPr>
+            <w:tcW w:type="dxa" w:w="2880"/>
+          </w:tcPr>
+          <w:p>
+            <w:r>
+              <w:rPr>
+                <w:b/>
+              </w:rPr>
+              <w:t>Finding</w:t>
+            </w:r>
+          </w:p>
+        </w:tc>
+        <w:tc>
+          <w:tcPr>
+            <w:tcW w:type="dxa" w:w="2880"/>
+          </w:tcPr>
+          <w:p>
+            <w:r>
+              <w:rPr>
+                <w:b/>
+              </w:rPr>
+              <w:t>Action</w:t>
+            </w:r>
+          </w:p>
+        </w:tc>
+      </w:tr>
+      <w:tr>
+        <w:tc>
+          <w:tcPr>
+            <w:tcW w:type="dxa" w:w="2880"/>
+          </w:tcPr>
+          <w:p>
+            <w:r>
+              <w:t>Eligible-share assumption drives the $157 per closure</w:t>
+            </w:r>
+          </w:p>
+        </w:tc>
+        <w:tc>
+          <w:tcPr>
+            <w:tcW w:type="dxa" w:w="2880"/>
+          </w:tcPr>
+          <w:p>
+            <w:r>
+              <w:t>Correct. The share was a fixed public anchor (diabetes 26%), and a plan with an SNP-heavy mix can differ.</w:t>
+            </w:r>
+          </w:p>
+        </w:tc>
+        <w:tc>
+          <w:tcPr>
+            <w:tcW w:type="dxa" w:w="2880"/>
+          </w:tcPr>
+          <w:p>
+            <w:r>
+              <w:t>Plan-supplied share is now an input. At a diabetes share of 40% the mean value is about $114 per closure and the break-even lift is 1.38 times the base (about 7.6pp). Sweep published from 20% to 50%.</w:t>
+            </w:r>
+          </w:p>
+        </w:tc>
+      </w:tr>
+      <w:tr>
+        <w:tc>
+          <w:tcPr>
+            <w:tcW w:type="dxa" w:w="2880"/>
+          </w:tcPr>
+          <w:p>
+            <w:r>
+              <w:t>Value should be conditional on a contract's star position</w:t>
+            </w:r>
+          </w:p>
+        </w:tc>
+        <w:tc>
+          <w:tcPr>
+            <w:tcW w:type="dxa" w:w="2880"/>
+          </w:tcPr>
+          <w:p>
+            <w:r>
+              <w:t>Correct. The headline averages over all 524 contracts, but only 3.5-star contracts can cross the 4-star boundary, and most of those have the measure far from a cut point.</w:t>
+            </w:r>
+          </w:p>
+        </w:tc>
+        <w:tc>
+          <w:tcPr>
+            <w:tcW w:type="dxa" w:w="2880"/>
+          </w:tcPr>
+          <w:p>
+            <w:r>
+              <w:t>Value now published by position. A 3.5-star contract with the measure near a cut point is worth about six times the average; other positions get $0 from this route. Downside protection for 4.0-star contracts is not modelled and is stated.</w:t>
+            </w:r>
+          </w:p>
+        </w:tc>
+      </w:tr>
+      <w:tr>
+        <w:tc>
+          <w:tcPr>
+            <w:tcW w:type="dxa" w:w="2880"/>
+          </w:tcPr>
+          <w:p>
+            <w:r>
+              <w:t>Redemption rate 0.988 is a proxy for OTC activation</w:t>
+            </w:r>
+          </w:p>
+        </w:tc>
+        <w:tc>
+          <w:tcPr>
+            <w:tcW w:type="dxa" w:w="2880"/>
+          </w:tcPr>
+          <w:p>
+            <w:r>
+              <w:t>Correct. Activation is not reward redemption, and 0.55 and 0.75 are equally unsourced.</w:t>
+            </w:r>
+          </w:p>
+        </w:tc>
+        <w:tc>
+          <w:tcPr>
+            <w:tcW w:type="dxa" w:w="2880"/>
+          </w:tcPr>
+          <w:p>
+            <w:r>
+              <w:t>0.988 is now labeled the cost ceiling. The break-even lift is reported as a range (5.5pp at 0.988, 4.2pp at 0.75, 3.1pp at 0.55). Redemption is an input.</w:t>
+            </w:r>
+          </w:p>
+        </w:tc>
+      </w:tr>
+      <w:tr>
+        <w:tc>
+          <w:tcPr>
+            <w:tcW w:type="dxa" w:w="2880"/>
+          </w:tcPr>
+          <w:p>
+            <w:r>
+              <w:t>Zero claims anomalies is circular on mock data</w:t>
+            </w:r>
+          </w:p>
+        </w:tc>
+        <w:tc>
+          <w:tcPr>
+            <w:tcW w:type="dxa" w:w="2880"/>
+          </w:tcPr>
+          <w:p>
+            <w:r>
+              <w:t>Correct. Closure is derived from the same claim, CPT and date the checks read back, so member, CPT, date and window agree by construction.</w:t>
+            </w:r>
+          </w:p>
+        </w:tc>
+        <w:tc>
+          <w:tcPr>
+            <w:tcW w:type="dxa" w:w="2880"/>
+          </w:tcPr>
+          <w:p>
+            <w:r>
+              <w:t>Renamed a referential-integrity check, not a validation. A fault-injection test shows the checker flags known faults (100% of six fault types, 0% false positives).</w:t>
+            </w:r>
+          </w:p>
+        </w:tc>
+      </w:tr>
+    </w:tbl>
     <w:p>
       <w:pPr>
         <w:pStyle w:val="Heading1"/>
@@ -601,7 +790,15 @@
         <w:pStyle w:val="ListBullet"/>
       </w:pPr>
       <w:r>
-        <w:t>Structural limits of the value model: uniform position inside a half-star band, categorical adjustment and reward factor not modelled, single-measure marginal view, eligible-share ranges.</w:t>
+        <w:t>Structural limits of the value model: uniform position inside a half-star band, categorical adjustment and reward factor not modelled, no downside protection for 4.0-star contracts, single-measure marginal view.</w:t>
+      </w:r>
+    </w:p>
+    <w:p>
+      <w:pPr>
+        <w:pStyle w:val="ListBullet"/>
+      </w:pPr>
+      <w:r>
+        <w:t>Independent claims checks need diagnosis and claim-status fields beyond what the closure derivation guarantees; the checker flags a claim reused across members as one that does.</w:t>
       </w:r>
     </w:p>
     <w:p>
